--- a/lab 6/report/report.docx
+++ b/lab 6/report/report.docx
@@ -131,7 +131,7 @@
       </w:r>
     </w:p>
     <w:bookmarkEnd w:id="20"/>
-    <w:bookmarkStart w:id="49" w:name="выполнение-лабораторной-работы"/>
+    <w:bookmarkStart w:id="50" w:name="выполнение-лабораторной-работы"/>
     <w:p>
       <w:pPr>
         <w:pStyle w:val="Heading1"/>
@@ -149,7 +149,7 @@
         <w:t xml:space="preserve">Выполнение лабораторной работы</w:t>
       </w:r>
     </w:p>
-    <w:bookmarkStart w:id="24" w:name="построение-топологии"/>
+    <w:bookmarkStart w:id="25" w:name="построение-топологии"/>
     <w:p>
       <w:pPr>
         <w:pStyle w:val="Heading2"/>
@@ -172,7 +172,7 @@
         <w:pStyle w:val="FirstParagraph"/>
       </w:pPr>
       <w:r>
-        <w:t xml:space="preserve">В логической рабочей области Cisco Packet Tracer была спроектирована и построена сеть, включающая маршрутизатор Cisco 2811 (msk-donskaya-aabdullakhi-gw-1), несколько коммутаторов Cisco 2960, оконечные устройства (персональные компьютеры) и серверы. Соединение между маршрутизатором и главным коммутатором</w:t>
+        <w:t xml:space="preserve">В логической рабочей области Cisco Packet Tracer была спроектирована и построена сеть, включающая маршрутизатор Cisco 2811 (msk-donskaya-aabdullakhi-gw-1), fig. 1 несколько коммутаторов Cisco 2960, оконечные устройства (персональные компьютеры) и серверы. Соединение между маршрутизатором и главным коммутатором</w:t>
       </w:r>
       <w:r>
         <w:t xml:space="preserve"> </w:t>
@@ -190,6 +190,7 @@
         <w:t xml:space="preserve">организовано через интерфейс FastEthernet0/0, подключенный к порту 24 коммутатора. Данная линия сконфигурирована для передачи трафика всех VLAN. Остальные коммутаторы служат для подключения различных сегментов, включая рабочие станции и серверы web, file и mail.</w:t>
       </w:r>
     </w:p>
+    <w:bookmarkStart w:id="24" w:name="fig:topology"/>
     <w:p>
       <w:pPr>
         <w:pStyle w:val="CaptionedFigure"/>
@@ -199,7 +200,7 @@
           <wp:inline>
             <wp:extent cx="5334000" cy="4032615"/>
             <wp:effectExtent b="0" l="0" r="0" t="0"/>
-            <wp:docPr descr="1.PNG-Построение топологии сети" title="" id="22" name="Picture"/>
+            <wp:docPr descr="Построение топологии сети" title="" id="22" name="Picture"/>
             <a:graphic>
               <a:graphicData uri="http://schemas.openxmlformats.org/drawingml/2006/picture">
                 <pic:pic>
@@ -242,11 +243,12 @@
         <w:pStyle w:val="ImageCaption"/>
       </w:pPr>
       <w:r>
-        <w:t xml:space="preserve">1.PNG-Построение топологии сети</w:t>
+        <w:t xml:space="preserve">Рис. 1: Построение топологии сети</w:t>
       </w:r>
     </w:p>
     <w:bookmarkEnd w:id="24"/>
-    <w:bookmarkStart w:id="28" w:name="первичная-настройка-маршрутизатора"/>
+    <w:bookmarkEnd w:id="25"/>
+    <w:bookmarkStart w:id="29" w:name="первичная-настройка-маршрутизатора"/>
     <w:p>
       <w:pPr>
         <w:pStyle w:val="Heading2"/>
@@ -335,18 +337,18 @@
           <wp:inline>
             <wp:extent cx="5334000" cy="3095115"/>
             <wp:effectExtent b="0" l="0" r="0" t="0"/>
-            <wp:docPr descr="2.PNG-настройка маршрутизатора" title="" id="26" name="Picture"/>
+            <wp:docPr descr="2.PNG-настройка маршрутизатора" title="" id="27" name="Picture"/>
             <a:graphic>
               <a:graphicData uri="http://schemas.openxmlformats.org/drawingml/2006/picture">
                 <pic:pic>
                   <pic:nvPicPr>
-                    <pic:cNvPr descr="2.PNG" id="27" name="Picture"/>
+                    <pic:cNvPr descr="2.PNG" id="28" name="Picture"/>
                     <pic:cNvPicPr>
                       <a:picLocks noChangeArrowheads="1" noChangeAspect="1"/>
                     </pic:cNvPicPr>
                   </pic:nvPicPr>
                   <pic:blipFill>
-                    <a:blip r:embed="rId25"/>
+                    <a:blip r:embed="rId26"/>
                     <a:stretch>
                       <a:fillRect/>
                     </a:stretch>
@@ -381,8 +383,8 @@
         <w:t xml:space="preserve">2.PNG-настройка маршрутизатора</w:t>
       </w:r>
     </w:p>
-    <w:bookmarkEnd w:id="28"/>
-    <w:bookmarkStart w:id="32" w:name="настройка-маршрутизации-между-vlan"/>
+    <w:bookmarkEnd w:id="29"/>
+    <w:bookmarkStart w:id="33" w:name="настройка-маршрутизации-между-vlan"/>
     <w:p>
       <w:pPr>
         <w:pStyle w:val="Heading2"/>
@@ -492,18 +494,18 @@
           <wp:inline>
             <wp:extent cx="5334000" cy="5027950"/>
             <wp:effectExtent b="0" l="0" r="0" t="0"/>
-            <wp:docPr descr="3.PNG-Настройка маршрутизации между VLAN" title="" id="30" name="Picture"/>
+            <wp:docPr descr="3.PNG-Настройка маршрутизации между VLAN" title="" id="31" name="Picture"/>
             <a:graphic>
               <a:graphicData uri="http://schemas.openxmlformats.org/drawingml/2006/picture">
                 <pic:pic>
                   <pic:nvPicPr>
-                    <pic:cNvPr descr="3.PNG" id="31" name="Picture"/>
+                    <pic:cNvPr descr="3.PNG" id="32" name="Picture"/>
                     <pic:cNvPicPr>
                       <a:picLocks noChangeArrowheads="1" noChangeAspect="1"/>
                     </pic:cNvPicPr>
                   </pic:nvPicPr>
                   <pic:blipFill>
-                    <a:blip r:embed="rId29"/>
+                    <a:blip r:embed="rId30"/>
                     <a:stretch>
                       <a:fillRect/>
                     </a:stretch>
@@ -538,8 +540,8 @@
         <w:t xml:space="preserve">3.PNG-Настройка маршрутизации между VLAN</w:t>
       </w:r>
     </w:p>
-    <w:bookmarkEnd w:id="32"/>
-    <w:bookmarkStart w:id="33" w:name="конфигурация-коммутатора"/>
+    <w:bookmarkEnd w:id="33"/>
+    <w:bookmarkStart w:id="34" w:name="конфигурация-коммутатора"/>
     <w:p>
       <w:pPr>
         <w:pStyle w:val="Heading2"/>
@@ -589,8 +591,8 @@
         <w:t xml:space="preserve">.</w:t>
       </w:r>
     </w:p>
-    <w:bookmarkEnd w:id="33"/>
-    <w:bookmarkStart w:id="40" w:name="проверка-связности"/>
+    <w:bookmarkEnd w:id="34"/>
+    <w:bookmarkStart w:id="41" w:name="проверка-связности"/>
     <w:p>
       <w:pPr>
         <w:pStyle w:val="Heading2"/>
@@ -625,18 +627,18 @@
           <wp:inline>
             <wp:extent cx="5334000" cy="5431647"/>
             <wp:effectExtent b="0" l="0" r="0" t="0"/>
-            <wp:docPr descr="4.PNG-Проверка доступности узлов с помощью команды ping" title="" id="35" name="Picture"/>
+            <wp:docPr descr="4.PNG-Проверка доступности узлов с помощью команды ping" title="" id="36" name="Picture"/>
             <a:graphic>
               <a:graphicData uri="http://schemas.openxmlformats.org/drawingml/2006/picture">
                 <pic:pic>
                   <pic:nvPicPr>
-                    <pic:cNvPr descr="4.PNG" id="36" name="Picture"/>
+                    <pic:cNvPr descr="4.PNG" id="37" name="Picture"/>
                     <pic:cNvPicPr>
                       <a:picLocks noChangeArrowheads="1" noChangeAspect="1"/>
                     </pic:cNvPicPr>
                   </pic:nvPicPr>
                   <pic:blipFill>
-                    <a:blip r:embed="rId34"/>
+                    <a:blip r:embed="rId35"/>
                     <a:stretch>
                       <a:fillRect/>
                     </a:stretch>
@@ -688,18 +690,18 @@
           <wp:inline>
             <wp:extent cx="5334000" cy="5456479"/>
             <wp:effectExtent b="0" l="0" r="0" t="0"/>
-            <wp:docPr descr="5.PNG-Дополнительная проверка соединения между подсетями" title="" id="38" name="Picture"/>
+            <wp:docPr descr="5.PNG-Дополнительная проверка соединения между подсетями" title="" id="39" name="Picture"/>
             <a:graphic>
               <a:graphicData uri="http://schemas.openxmlformats.org/drawingml/2006/picture">
                 <pic:pic>
                   <pic:nvPicPr>
-                    <pic:cNvPr descr="5.PNG" id="39" name="Picture"/>
+                    <pic:cNvPr descr="5.PNG" id="40" name="Picture"/>
                     <pic:cNvPicPr>
                       <a:picLocks noChangeArrowheads="1" noChangeAspect="1"/>
                     </pic:cNvPicPr>
                   </pic:nvPicPr>
                   <pic:blipFill>
-                    <a:blip r:embed="rId37"/>
+                    <a:blip r:embed="rId38"/>
                     <a:stretch>
                       <a:fillRect/>
                     </a:stretch>
@@ -734,8 +736,8 @@
         <w:t xml:space="preserve">5.PNG-Дополнительная проверка соединения между подсетями</w:t>
       </w:r>
     </w:p>
-    <w:bookmarkEnd w:id="40"/>
-    <w:bookmarkStart w:id="44" w:name="анализ-трафика-в-режиме-simulation"/>
+    <w:bookmarkEnd w:id="41"/>
+    <w:bookmarkStart w:id="45" w:name="анализ-трафика-в-режиме-simulation"/>
     <w:p>
       <w:pPr>
         <w:pStyle w:val="Heading2"/>
@@ -770,18 +772,18 @@
           <wp:inline>
             <wp:extent cx="5334000" cy="2847074"/>
             <wp:effectExtent b="0" l="0" r="0" t="0"/>
-            <wp:docPr descr="6.PNG-Просмотр перемещения пакета в режиме Simulation" title="" id="42" name="Picture"/>
+            <wp:docPr descr="6.PNG-Просмотр перемещения пакета в режиме Simulation" title="" id="43" name="Picture"/>
             <a:graphic>
               <a:graphicData uri="http://schemas.openxmlformats.org/drawingml/2006/picture">
                 <pic:pic>
                   <pic:nvPicPr>
-                    <pic:cNvPr descr="6.PNG" id="43" name="Picture"/>
+                    <pic:cNvPr descr="6.PNG" id="44" name="Picture"/>
                     <pic:cNvPicPr>
                       <a:picLocks noChangeArrowheads="1" noChangeAspect="1"/>
                     </pic:cNvPicPr>
                   </pic:nvPicPr>
                   <pic:blipFill>
-                    <a:blip r:embed="rId41"/>
+                    <a:blip r:embed="rId42"/>
                     <a:stretch>
                       <a:fillRect/>
                     </a:stretch>
@@ -816,8 +818,8 @@
         <w:t xml:space="preserve">6.PNG-Просмотр перемещения пакета в режиме Simulation</w:t>
       </w:r>
     </w:p>
-    <w:bookmarkEnd w:id="44"/>
-    <w:bookmarkStart w:id="48" w:name="изучение-структуры-пакета"/>
+    <w:bookmarkEnd w:id="45"/>
+    <w:bookmarkStart w:id="49" w:name="изучение-структуры-пакета"/>
     <w:p>
       <w:pPr>
         <w:pStyle w:val="Heading2"/>
@@ -852,18 +854,18 @@
           <wp:inline>
             <wp:extent cx="5334000" cy="3682211"/>
             <wp:effectExtent b="0" l="0" r="0" t="0"/>
-            <wp:docPr descr="7.PNG-Анализ структуры передаваемого ICMP-пакета" title="" id="46" name="Picture"/>
+            <wp:docPr descr="7.PNG-Анализ структуры передаваемого ICMP-пакета" title="" id="47" name="Picture"/>
             <a:graphic>
               <a:graphicData uri="http://schemas.openxmlformats.org/drawingml/2006/picture">
                 <pic:pic>
                   <pic:nvPicPr>
-                    <pic:cNvPr descr="7.PNG" id="47" name="Picture"/>
+                    <pic:cNvPr descr="7.PNG" id="48" name="Picture"/>
                     <pic:cNvPicPr>
                       <a:picLocks noChangeArrowheads="1" noChangeAspect="1"/>
                     </pic:cNvPicPr>
                   </pic:nvPicPr>
                   <pic:blipFill>
-                    <a:blip r:embed="rId45"/>
+                    <a:blip r:embed="rId46"/>
                     <a:stretch>
                       <a:fillRect/>
                     </a:stretch>
@@ -898,9 +900,9 @@
         <w:t xml:space="preserve">7.PNG-Анализ структуры передаваемого ICMP-пакета</w:t>
       </w:r>
     </w:p>
-    <w:bookmarkEnd w:id="48"/>
     <w:bookmarkEnd w:id="49"/>
-    <w:bookmarkStart w:id="50" w:name="вывод"/>
+    <w:bookmarkEnd w:id="50"/>
+    <w:bookmarkStart w:id="51" w:name="вывод"/>
     <w:p>
       <w:pPr>
         <w:pStyle w:val="Heading1"/>
@@ -943,8 +945,8 @@
         <w:t xml:space="preserve">Была выполнена как базовая настройка маршрутизатора (имя, пароли, SSH), так и специфическая конфигурация для поддержки VLAN (создание подинтерфейсов, назначение IP-адресов и инкапсуляции 802.1Q). Проверка с помощью утилиты ping успешно подтвердила работоспособность статической маршрутизации между всеми созданными виртуальными сетями. Использование режима Simulation позволило визуализировать и детально изучить путь прохождения ICMP-пакета, а также структуру передаваемых данных на канальном, сетевом и транспортном уровнях модели OSI.</w:t>
       </w:r>
     </w:p>
-    <w:bookmarkEnd w:id="50"/>
-    <w:bookmarkStart w:id="51" w:name="контрольные-вопросы"/>
+    <w:bookmarkEnd w:id="51"/>
+    <w:bookmarkStart w:id="52" w:name="контрольные-вопросы"/>
     <w:p>
       <w:pPr>
         <w:pStyle w:val="Heading1"/>
@@ -1116,7 +1118,7 @@
         <w:t xml:space="preserve">FCS (Frame Check Sequence): 4-байтовая контрольная сумма для проверки целостности принятого кадра.</w:t>
       </w:r>
     </w:p>
-    <w:bookmarkEnd w:id="51"/>
+    <w:bookmarkEnd w:id="52"/>
     <w:sectPr>
       <w:footnotePr>
         <w:numRestart w:val="eachSect"/>
